--- a/김용현-2022184010(3D게임1-과제01)/3D 프로그래밍 과제.docx
+++ b/김용현-2022184010(3D게임1-과제01)/3D 프로그래밍 과제.docx
@@ -29,6 +29,229 @@
         <w:rPr>
           <w:rFonts w:hint="eastAsia"/>
         </w:rPr>
+        <w:t xml:space="preserve">교수님께서 제공해주신 LabProject(Player)를 기반으로 </w:t>
+      </w:r>
+      <w:r>
+        <w:rPr>
+          <w:rFonts w:hint="eastAsia"/>
+        </w:rPr>
+        <w:t xml:space="preserve">기본 코드를 분석하고 사용하는 </w:t>
+      </w:r>
+      <w:r>
+        <w:rPr>
+          <w:rFonts w:hint="eastAsia"/>
+        </w:rPr>
+        <w:t>것</w:t>
+      </w:r>
+      <w:r>
+        <w:t>뿐만</w:t>
+      </w:r>
+      <w:r>
+        <w:rPr>
+          <w:rFonts w:hint="eastAsia"/>
+        </w:rPr>
+        <w:t xml:space="preserve"> 아니라 이를 바탕으로 구조적 확장과 기능 추가를 수행하여 3D 게임 시스템으로 발전시키는 것을 목표로 하였습니다.</w:t>
+      </w:r>
+      <w:r>
+        <w:rPr>
+          <w:rFonts w:hint="eastAsia"/>
+        </w:rPr>
+        <w:t xml:space="preserve"> </w:t>
+      </w:r>
+    </w:p>
+    <w:p>
+      <w:pPr>
+        <w:rPr>
+          <w:rFonts w:hint="eastAsia"/>
+        </w:rPr>
+      </w:pPr>
+      <w:r>
+        <w:rPr>
+          <w:rFonts w:hint="eastAsia"/>
+        </w:rPr>
+        <w:t>게임 상태 관리, 메뉴 시스템, 설정 화면, 사운드 재생, 카메라 모드 전환 기능 등을 추가하여 보다 완성도 있는 게임 형태로 발전시켰습니다.</w:t>
+      </w:r>
+    </w:p>
+    <w:p/>
+    <w:p/>
+    <w:p>
+      <w:r>
+        <w:rPr>
+          <w:rFonts w:hint="eastAsia"/>
+        </w:rPr>
+        <w:t>- 조작법</w:t>
+      </w:r>
+    </w:p>
+    <w:p>
+      <w:pPr>
+        <w:rPr>
+          <w:b/>
+          <w:bCs/>
+        </w:rPr>
+      </w:pPr>
+      <w:r>
+        <w:rPr>
+          <w:rFonts w:hint="eastAsia"/>
+          <w:b/>
+          <w:bCs/>
+        </w:rPr>
+        <w:t>메뉴 조작</w:t>
+      </w:r>
+    </w:p>
+    <w:p>
+      <w:r>
+        <w:rPr>
+          <w:rFonts w:hint="eastAsia"/>
+        </w:rPr>
+        <w:t>방향키 위/아래 : 메뉴 이동</w:t>
+      </w:r>
+    </w:p>
+    <w:p>
+      <w:r>
+        <w:rPr>
+          <w:rFonts w:hint="eastAsia"/>
+        </w:rPr>
+        <w:t>Enter : 선택</w:t>
+      </w:r>
+    </w:p>
+    <w:p>
+      <w:r>
+        <w:rPr>
+          <w:rFonts w:hint="eastAsia"/>
+        </w:rPr>
+        <w:t>ESC : 이전 메뉴 or 종료</w:t>
+      </w:r>
+    </w:p>
+    <w:p>
+      <w:pPr>
+        <w:rPr>
+          <w:b/>
+          <w:bCs/>
+        </w:rPr>
+      </w:pPr>
+      <w:r>
+        <w:rPr>
+          <w:rFonts w:hint="eastAsia"/>
+          <w:b/>
+          <w:bCs/>
+        </w:rPr>
+        <w:t>인게임 조작</w:t>
+      </w:r>
+    </w:p>
+    <w:p>
+      <w:r>
+        <w:rPr>
+          <w:rFonts w:hint="eastAsia"/>
+        </w:rPr>
+        <w:t>W/S : 전진/후진</w:t>
+      </w:r>
+    </w:p>
+    <w:p>
+      <w:r>
+        <w:rPr>
+          <w:rFonts w:hint="eastAsia"/>
+        </w:rPr>
+        <w:t>A/D : 좌우 이동</w:t>
+      </w:r>
+    </w:p>
+    <w:p>
+      <w:r>
+        <w:rPr>
+          <w:rFonts w:hint="eastAsia"/>
+        </w:rPr>
+        <w:t>Z/C : 상하 이동</w:t>
+      </w:r>
+    </w:p>
+    <w:p>
+      <w:r>
+        <w:rPr>
+          <w:rFonts w:hint="eastAsia"/>
+        </w:rPr>
+        <w:t>Q/E : 좌우 ROLL 회전</w:t>
+      </w:r>
+    </w:p>
+    <w:p>
+      <w:r>
+        <w:rPr>
+          <w:rFonts w:hint="eastAsia"/>
+        </w:rPr>
+        <w:t>Shift : 가속</w:t>
+      </w:r>
+    </w:p>
+    <w:p>
+      <w:r>
+        <w:rPr>
+          <w:rFonts w:hint="eastAsia"/>
+        </w:rPr>
+        <w:t>마우스 드래그 : 시점 회전</w:t>
+      </w:r>
+    </w:p>
+    <w:p>
+      <w:r>
+        <w:rPr>
+          <w:rFonts w:hint="eastAsia"/>
+        </w:rPr>
+        <w:t>마우스 우클릭 : 객체 피킹</w:t>
+      </w:r>
+    </w:p>
+    <w:p>
+      <w:r>
+        <w:rPr>
+          <w:rFonts w:hint="eastAsia"/>
+        </w:rPr>
+        <w:t>Space : 총알 발사</w:t>
+      </w:r>
+    </w:p>
+    <w:p>
+      <w:r>
+        <w:rPr>
+          <w:rFonts w:hint="eastAsia"/>
+        </w:rPr>
+        <w:t>V : 카메라 모드 전환 (1인칭/3인칭)</w:t>
+      </w:r>
+    </w:p>
+    <w:p>
+      <w:r>
+        <w:rPr>
+          <w:rFonts w:hint="eastAsia"/>
+        </w:rPr>
+        <w:t xml:space="preserve">1~9 : 객체 폭발 </w:t>
+      </w:r>
+    </w:p>
+    <w:p>
+      <w:r>
+        <w:rPr>
+          <w:rFonts w:hint="eastAsia"/>
+        </w:rPr>
+        <w:t>B : 전체 객체 폭발</w:t>
+      </w:r>
+    </w:p>
+    <w:p>
+      <w:pPr>
+        <w:rPr>
+          <w:rFonts w:hint="eastAsia"/>
+        </w:rPr>
+      </w:pPr>
+      <w:r>
+        <w:rPr>
+          <w:rFonts w:hint="eastAsia"/>
+        </w:rPr>
+        <w:lastRenderedPageBreak/>
+        <w:t>ESC : 메뉴화면 복귀</w:t>
+      </w:r>
+    </w:p>
+    <w:p>
+      <w:pPr>
+        <w:rPr>
+          <w:rFonts w:hint="eastAsia"/>
+        </w:rPr>
+      </w:pPr>
+    </w:p>
+    <w:p>
+      <w:r>
+        <w:rPr>
+          <w:rFonts w:hint="eastAsia"/>
+        </w:rPr>
         <w:t>STL 적용 사항</w:t>
       </w:r>
     </w:p>
@@ -37,12 +260,24 @@
         <w:rPr>
           <w:rFonts w:hint="eastAsia"/>
         </w:rPr>
+        <w:t xml:space="preserve">여러 오브젝트들을 vector를 사용하여 동적으로 관리하도록 수정하였고 </w:t>
+      </w:r>
+      <w:r>
+        <w:rPr>
+          <w:rFonts w:hint="eastAsia"/>
+        </w:rPr>
         <w:t xml:space="preserve">메쉬 생성부와 총알 객체 등에 </w:t>
       </w:r>
       <w:r>
         <w:rPr>
           <w:rFonts w:hint="eastAsia"/>
         </w:rPr>
+        <w:t xml:space="preserve">unique_ptr 기반 </w:t>
+      </w:r>
+      <w:r>
+        <w:rPr>
+          <w:rFonts w:hint="eastAsia"/>
+        </w:rPr>
         <w:t>스마트 포인터를 적용하여 new, delete</w:t>
       </w:r>
       <w:r>
@@ -55,7 +290,19 @@
         <w:rPr>
           <w:rFonts w:hint="eastAsia"/>
         </w:rPr>
-        <w:t xml:space="preserve"> 같은 수동 메모리 해제에 따른 누수 가능성을 줄이고 RAII 기반 자원 관리를 통해 객체 안정성을 향상시켰다.</w:t>
+        <w:t xml:space="preserve"> 같은 수동 메모리 해제에 따른 누수 가능성을 줄이고 RAII 기반 자원 관리를 통해 객체 안정성을 향상시</w:t>
+      </w:r>
+      <w:r>
+        <w:rPr>
+          <w:rFonts w:hint="eastAsia"/>
+        </w:rPr>
+        <w:t>키려고 하였습니다</w:t>
+      </w:r>
+      <w:r>
+        <w:rPr>
+          <w:rFonts w:hint="eastAsia"/>
+        </w:rPr>
+        <w:t>.</w:t>
       </w:r>
     </w:p>
     <w:p/>
@@ -74,21 +321,38 @@
         </w:rPr>
         <w:t>로딩, 메뉴화면, 설정, 종료, 인게임 상태로 구분하였고 FrameAdvance에서 업데이트를 따로 진행하였습니다.</w:t>
       </w:r>
-    </w:p>
-    <w:p>
-      <w:r>
-        <w:rPr>
-          <w:rFonts w:hint="eastAsia"/>
-        </w:rPr>
-        <w:t>게임의 구색을 위한 로딩화면(실제 로딩이 아닌 연출) 5초간 진행 5초를 기다리거나 ENTER키를 통해 바로 메뉴 화면으로 넘어갈 수 있다.</w:t>
-      </w:r>
-    </w:p>
-    <w:p>
-      <w:r>
-        <w:rPr>
-          <w:rFonts w:hint="eastAsia"/>
-        </w:rPr>
-        <w:t>게임중 ESC를 통해 메뉴 화면으로 복귀</w:t>
+      <w:r>
+        <w:rPr>
+          <w:rFonts w:hint="eastAsia"/>
+        </w:rPr>
+        <w:t xml:space="preserve"> 실제 게임과 유사한 흐름으로 로딩 화면 </w:t>
+      </w:r>
+      <w:r>
+        <w:t>→</w:t>
+      </w:r>
+      <w:r>
+        <w:rPr>
+          <w:rFonts w:hint="eastAsia"/>
+        </w:rPr>
+        <w:t xml:space="preserve"> 시작 메뉴 </w:t>
+      </w:r>
+      <w:r>
+        <w:t>→</w:t>
+      </w:r>
+      <w:r>
+        <w:rPr>
+          <w:rFonts w:hint="eastAsia"/>
+        </w:rPr>
+        <w:t xml:space="preserve"> 설정 메뉴 or 인게임 </w:t>
+      </w:r>
+      <w:r>
+        <w:t>→</w:t>
+      </w:r>
+      <w:r>
+        <w:rPr>
+          <w:rFonts w:hint="eastAsia"/>
+        </w:rPr>
+        <w:t xml:space="preserve"> 종료로 이어지게 설계하였습니다.</w:t>
       </w:r>
     </w:p>
     <w:p/>
@@ -97,68 +361,165 @@
         <w:rPr>
           <w:rFonts w:hint="eastAsia"/>
         </w:rPr>
-        <w:t>로딩화면 비트맵 출처</w:t>
-      </w:r>
-    </w:p>
-    <w:p>
-      <w:hyperlink r:id="rId6" w:history="1">
-        <w:r>
-          <w:rPr>
-            <w:rStyle w:val="ac"/>
-          </w:rPr>
-          <w:t>https://kor.pngtree.com/freebackground/simple-blue-sky-airplane-hd-background_1481331.html</w:t>
-        </w:r>
-      </w:hyperlink>
-    </w:p>
-    <w:p>
-      <w:r>
-        <w:rPr>
-          <w:rFonts w:hint="eastAsia"/>
-        </w:rPr>
-        <w:t>메뉴화면 비트맵 출처</w:t>
-      </w:r>
-    </w:p>
-    <w:p>
-      <w:hyperlink r:id="rId7" w:history="1">
-        <w:r>
-          <w:rPr>
-            <w:rStyle w:val="ac"/>
-          </w:rPr>
-          <w:t>https://kor.pngtree.com/freebackground/airplane-cockpit-view_15511998.html</w:t>
-        </w:r>
-      </w:hyperlink>
-    </w:p>
-    <w:p>
-      <w:r>
-        <w:t>::SetStretchBltMode(m_hDCFrameBuffer, HALFTONE);</w:t>
-      </w:r>
-    </w:p>
-    <w:p>
-      <w:r>
-        <w:t>::SetBrushOrgEx(m_hDCFrameBuffer, 0, 0, NULL);</w:t>
-      </w:r>
-    </w:p>
-    <w:p>
-      <w:r>
-        <w:rPr>
-          <w:rFonts w:hint="eastAsia"/>
-        </w:rPr>
-        <w:t>코드를 통한 비트맵 품질 향상</w:t>
+        <w:t>이벤트 큐 구현</w:t>
+      </w:r>
+    </w:p>
+    <w:p>
+      <w:pPr>
+        <w:rPr>
+          <w:rFonts w:hint="eastAsia"/>
+        </w:rPr>
+      </w:pPr>
+      <w:r>
+        <w:rPr>
+          <w:rFonts w:hint="eastAsia"/>
+        </w:rPr>
+        <w:t>PPT에 있는 DirectX Command Queue와 유사하게 std::queue 기반 이벤트 큐를 도입하여 작업을 즉시 수행하는 것이 아니라 입력 단계에서는 이벤트 큐에 순서대로 축적한 뒤 FrameAdvance 단계에서 순차적으로 처리할 수 있도록 확장하였습니다.</w:t>
       </w:r>
     </w:p>
     <w:p/>
     <w:p>
-      <w:pPr>
-        <w:rPr>
-          <w:rFonts w:hint="eastAsia"/>
-        </w:rPr>
-      </w:pPr>
-      <w:r>
-        <w:rPr>
-          <w:rFonts w:hint="eastAsia"/>
-        </w:rPr>
-        <w:t>메쉬의 컬링 부분을 스크린 좌표계의 외적 판정이 아닌 카메라 좌표계 기준 법선벡터와 카메라 방향을 내적하여 컬링하도록 수정하여 시점에 따른 부자연스러운 부분 수정</w:t>
-      </w:r>
+      <w:r>
+        <w:rPr>
+          <w:rFonts w:hint="eastAsia"/>
+        </w:rPr>
+        <w:t>비트맵 추가</w:t>
+      </w:r>
+    </w:p>
+    <w:p>
+      <w:r>
+        <w:rPr>
+          <w:rFonts w:hint="eastAsia"/>
+        </w:rPr>
+        <w:t xml:space="preserve">인게임 화면으로 바로 시작하는 것이 아니라 </w:t>
+      </w:r>
+      <w:r>
+        <w:rPr>
+          <w:rFonts w:hint="eastAsia"/>
+        </w:rPr>
+        <w:t xml:space="preserve">로딩화면과 메뉴화면에 비트맵을 추가하여 </w:t>
+      </w:r>
+      <w:r>
+        <w:rPr>
+          <w:rFonts w:hint="eastAsia"/>
+        </w:rPr>
+        <w:t>시각적 완성도를 높여 게임다운 화면 구성이 가능하게 하였고 프레임 버퍼를 이용해 비트맵을 안정적으로 출력하도록 구현하였습니다.</w:t>
+      </w:r>
+    </w:p>
+    <w:p/>
+    <w:p>
+      <w:pPr>
+        <w:rPr>
+          <w:rFonts w:hint="eastAsia"/>
+        </w:rPr>
+      </w:pPr>
+      <w:r>
+        <w:rPr>
+          <w:rFonts w:hint="eastAsia"/>
+        </w:rPr>
+        <w:t>메쉬 백페이스 컬링</w:t>
+      </w:r>
+    </w:p>
+    <w:p>
+      <w:r>
+        <w:rPr>
+          <w:rFonts w:hint="eastAsia"/>
+        </w:rPr>
+        <w:t xml:space="preserve">메쉬의 컬링 부분을 스크린 좌표계의 외적 판정이 아닌 카메라 좌표계 기준 법선벡터와 카메라 방향을 내적하여 컬링하도록 </w:t>
+      </w:r>
+      <w:r>
+        <w:rPr>
+          <w:rFonts w:hint="eastAsia"/>
+        </w:rPr>
+        <w:t>구현</w:t>
+      </w:r>
+      <w:r>
+        <w:rPr>
+          <w:rFonts w:hint="eastAsia"/>
+        </w:rPr>
+        <w:t>하여 시점에 따른 부자연스러운 부분</w:t>
+      </w:r>
+      <w:r>
+        <w:rPr>
+          <w:rFonts w:hint="eastAsia"/>
+        </w:rPr>
+        <w:t>을 수정하였습니다.</w:t>
+      </w:r>
+    </w:p>
+    <w:p/>
+    <w:p>
+      <w:r>
+        <w:rPr>
+          <w:rFonts w:hint="eastAsia"/>
+        </w:rPr>
+        <w:lastRenderedPageBreak/>
+        <w:t>메쉬 추가</w:t>
+      </w:r>
+    </w:p>
+    <w:p>
+      <w:r>
+        <w:rPr>
+          <w:rFonts w:hint="eastAsia"/>
+        </w:rPr>
+        <w:t>큐브뿐 아니라 직육면체, 피라미드 같은 메시를 추가하였습니다.</w:t>
+      </w:r>
+    </w:p>
+    <w:p/>
+    <w:p>
+      <w:r>
+        <w:rPr>
+          <w:rFonts w:hint="eastAsia"/>
+        </w:rPr>
+        <w:t>카메라 시점 변환</w:t>
+      </w:r>
+    </w:p>
+    <w:p>
+      <w:pPr>
+        <w:rPr>
+          <w:rFonts w:hint="eastAsia"/>
+        </w:rPr>
+      </w:pPr>
+      <w:r>
+        <w:rPr>
+          <w:rFonts w:hint="eastAsia"/>
+        </w:rPr>
+        <w:t>플레이어의 전방벡터를 기준으로 일정 거리만큼 떨어진 지점을 시선 목표점으로 사용하고 1인칭 도중엔 비행기 렌더를 하지 않도록 1인칭 시점을 설계하여 V키 입력으로 1인칭/3인칭 전환이 가능하도록 구현하였습니다.</w:t>
+      </w:r>
+    </w:p>
+    <w:p/>
+    <w:p>
+      <w:r>
+        <w:rPr>
+          <w:rFonts w:hint="eastAsia"/>
+        </w:rPr>
+        <w:t>사운드 추가</w:t>
+      </w:r>
+    </w:p>
+    <w:p>
+      <w:pPr>
+        <w:rPr>
+          <w:rFonts w:hint="eastAsia"/>
+        </w:rPr>
+      </w:pPr>
+      <w:r>
+        <w:rPr>
+          <w:rFonts w:hint="eastAsia"/>
+        </w:rPr>
+        <w:t>윈도우의 멀티미디어 라이브러리를 활용하여 사운드 기능을 추가하였습니다. 로딩 화면, 시작메뉴, 인게임 상태에 따라 서로 다른 사운드가 재생되도록 구현하여 게임의 완성도를 높이려고 하였고 상태 전환 시에는 bool값을 사용하여 기존 배경음은 정지하고 다음 배경음이 재생하도록 구성하여 중복 재생을 방지하였습니다. 또한 사용자의 기호에 따라 설정 메뉴에서 사운드 ON/OFF 전환이 가능하도록 하였습니다.</w:t>
+      </w:r>
+    </w:p>
+    <w:p/>
+    <w:p/>
+    <w:p/>
+    <w:p/>
+    <w:p/>
+    <w:p/>
+    <w:p>
+      <w:pPr>
+        <w:rPr>
+          <w:rFonts w:hint="eastAsia"/>
+        </w:rPr>
+      </w:pPr>
     </w:p>
     <w:sectPr>
       <w:pgSz w:w="11906" w:h="16838"/>
@@ -218,6 +579,241 @@
     </w:p>
   </w:footnote>
 </w:footnotes>
+</file>
+
+<file path=word/numbering.xml><?xml version="1.0" encoding="utf-8"?>
+<w:numbering xmlns:wpc="http://schemas.microsoft.com/office/word/2010/wordprocessingCanvas" xmlns:cx="http://schemas.microsoft.com/office/drawing/2014/chartex" xmlns:cx1="http://schemas.microsoft.com/office/drawing/2015/9/8/chartex" xmlns:cx2="http://schemas.microsoft.com/office/drawing/2015/10/21/chartex" xmlns:cx3="http://schemas.microsoft.com/office/drawing/2016/5/9/chartex" xmlns:cx4="http://schemas.microsoft.com/office/drawing/2016/5/10/chartex" xmlns:cx5="http://schemas.microsoft.com/office/drawing/2016/5/11/chartex" xmlns:cx6="http://schemas.microsoft.com/office/drawing/2016/5/12/chartex" xmlns:cx7="http://schemas.microsoft.com/office/drawing/2016/5/13/chartex" xmlns:cx8="http://schemas.microsoft.com/office/drawing/2016/5/14/chartex" xmlns:mc="http://schemas.openxmlformats.org/markup-compatibility/2006" xmlns:aink="http://schemas.microsoft.com/office/drawing/2016/ink" xmlns:am3d="http://schemas.microsoft.com/office/drawing/2017/model3d" xmlns:o="urn:schemas-microsoft-com:office:office" xmlns:oel="http://schemas.microsoft.com/office/2019/extlst" xmlns:r="http://schemas.openxmlformats.org/officeDocument/2006/relationships" xmlns:m="http://schemas.openxmlformats.org/officeDocument/2006/math" xmlns:v="urn:schemas-microsoft-com:vml" xmlns:wp14="http://schemas.microsoft.com/office/word/2010/wordprocessingDrawing" xmlns:wp="http://schemas.openxmlformats.org/drawingml/2006/wordprocessingDrawing" xmlns:w10="urn:schemas-microsoft-com:office:word" xmlns:w="http://schemas.openxmlformats.org/wordprocessingml/2006/main" xmlns:w14="http://schemas.microsoft.com/office/word/2010/wordml" xmlns:w15="http://schemas.microsoft.com/office/word/2012/wordml" xmlns:w16cex="http://schemas.microsoft.com/office/word/2018/wordml/cex" xmlns:w16cid="http://schemas.microsoft.com/office/word/2016/wordml/cid" xmlns:w16="http://schemas.microsoft.com/office/word/2018/wordml" xmlns:w16du="http://schemas.microsoft.com/office/word/2023/wordml/word16du" xmlns:w16sdtdh="http://schemas.microsoft.com/office/word/2020/wordml/sdtdatahash" xmlns:w16sdtfl="http://schemas.microsoft.com/office/word/2024/wordml/sdtformatlock" xmlns:w16se="http://schemas.microsoft.com/office/word/2015/wordml/symex" xmlns:wpg="http://schemas.microsoft.com/office/word/2010/wordprocessingGroup" xmlns:wpi="http://schemas.microsoft.com/office/word/2010/wordprocessingInk" xmlns:wne="http://schemas.microsoft.com/office/word/2006/wordml" xmlns:wps="http://schemas.microsoft.com/office/word/2010/wordprocessingShape" mc:Ignorable="w14 w15 w16se w16cid w16 w16cex w16sdtdh w16sdtfl w16du wp14">
+  <w:abstractNum w:abstractNumId="0" w15:restartNumberingAfterBreak="0">
+    <w:nsid w:val="1B8E5AD2"/>
+    <w:multiLevelType w:val="hybridMultilevel"/>
+    <w:tmpl w:val="723E24C2"/>
+    <w:lvl w:ilvl="0" w:tplc="5B9622C6">
+      <w:numFmt w:val="bullet"/>
+      <w:lvlText w:val="-"/>
+      <w:lvlJc w:val="left"/>
+      <w:pPr>
+        <w:ind w:left="800" w:hanging="360"/>
+      </w:pPr>
+      <w:rPr>
+        <w:rFonts w:ascii="맑은 고딕" w:eastAsia="맑은 고딕" w:hAnsi="맑은 고딕" w:cstheme="minorBidi" w:hint="eastAsia"/>
+      </w:rPr>
+    </w:lvl>
+    <w:lvl w:ilvl="1" w:tplc="04090003" w:tentative="1">
+      <w:start w:val="1"/>
+      <w:numFmt w:val="bullet"/>
+      <w:lvlText w:val=""/>
+      <w:lvlJc w:val="left"/>
+      <w:pPr>
+        <w:ind w:left="1320" w:hanging="440"/>
+      </w:pPr>
+      <w:rPr>
+        <w:rFonts w:ascii="Wingdings" w:hAnsi="Wingdings" w:hint="default"/>
+      </w:rPr>
+    </w:lvl>
+    <w:lvl w:ilvl="2" w:tplc="04090005" w:tentative="1">
+      <w:start w:val="1"/>
+      <w:numFmt w:val="bullet"/>
+      <w:lvlText w:val=""/>
+      <w:lvlJc w:val="left"/>
+      <w:pPr>
+        <w:ind w:left="1760" w:hanging="440"/>
+      </w:pPr>
+      <w:rPr>
+        <w:rFonts w:ascii="Wingdings" w:hAnsi="Wingdings" w:hint="default"/>
+      </w:rPr>
+    </w:lvl>
+    <w:lvl w:ilvl="3" w:tplc="04090001" w:tentative="1">
+      <w:start w:val="1"/>
+      <w:numFmt w:val="bullet"/>
+      <w:lvlText w:val=""/>
+      <w:lvlJc w:val="left"/>
+      <w:pPr>
+        <w:ind w:left="2200" w:hanging="440"/>
+      </w:pPr>
+      <w:rPr>
+        <w:rFonts w:ascii="Wingdings" w:hAnsi="Wingdings" w:hint="default"/>
+      </w:rPr>
+    </w:lvl>
+    <w:lvl w:ilvl="4" w:tplc="04090003" w:tentative="1">
+      <w:start w:val="1"/>
+      <w:numFmt w:val="bullet"/>
+      <w:lvlText w:val=""/>
+      <w:lvlJc w:val="left"/>
+      <w:pPr>
+        <w:ind w:left="2640" w:hanging="440"/>
+      </w:pPr>
+      <w:rPr>
+        <w:rFonts w:ascii="Wingdings" w:hAnsi="Wingdings" w:hint="default"/>
+      </w:rPr>
+    </w:lvl>
+    <w:lvl w:ilvl="5" w:tplc="04090005" w:tentative="1">
+      <w:start w:val="1"/>
+      <w:numFmt w:val="bullet"/>
+      <w:lvlText w:val=""/>
+      <w:lvlJc w:val="left"/>
+      <w:pPr>
+        <w:ind w:left="3080" w:hanging="440"/>
+      </w:pPr>
+      <w:rPr>
+        <w:rFonts w:ascii="Wingdings" w:hAnsi="Wingdings" w:hint="default"/>
+      </w:rPr>
+    </w:lvl>
+    <w:lvl w:ilvl="6" w:tplc="04090001" w:tentative="1">
+      <w:start w:val="1"/>
+      <w:numFmt w:val="bullet"/>
+      <w:lvlText w:val=""/>
+      <w:lvlJc w:val="left"/>
+      <w:pPr>
+        <w:ind w:left="3520" w:hanging="440"/>
+      </w:pPr>
+      <w:rPr>
+        <w:rFonts w:ascii="Wingdings" w:hAnsi="Wingdings" w:hint="default"/>
+      </w:rPr>
+    </w:lvl>
+    <w:lvl w:ilvl="7" w:tplc="04090003" w:tentative="1">
+      <w:start w:val="1"/>
+      <w:numFmt w:val="bullet"/>
+      <w:lvlText w:val=""/>
+      <w:lvlJc w:val="left"/>
+      <w:pPr>
+        <w:ind w:left="3960" w:hanging="440"/>
+      </w:pPr>
+      <w:rPr>
+        <w:rFonts w:ascii="Wingdings" w:hAnsi="Wingdings" w:hint="default"/>
+      </w:rPr>
+    </w:lvl>
+    <w:lvl w:ilvl="8" w:tplc="04090005" w:tentative="1">
+      <w:start w:val="1"/>
+      <w:numFmt w:val="bullet"/>
+      <w:lvlText w:val=""/>
+      <w:lvlJc w:val="left"/>
+      <w:pPr>
+        <w:ind w:left="4400" w:hanging="440"/>
+      </w:pPr>
+      <w:rPr>
+        <w:rFonts w:ascii="Wingdings" w:hAnsi="Wingdings" w:hint="default"/>
+      </w:rPr>
+    </w:lvl>
+  </w:abstractNum>
+  <w:abstractNum w:abstractNumId="1" w15:restartNumberingAfterBreak="0">
+    <w:nsid w:val="799D3D98"/>
+    <w:multiLevelType w:val="hybridMultilevel"/>
+    <w:tmpl w:val="BBC2880A"/>
+    <w:lvl w:ilvl="0" w:tplc="E15E6CF6">
+      <w:numFmt w:val="bullet"/>
+      <w:lvlText w:val="-"/>
+      <w:lvlJc w:val="left"/>
+      <w:pPr>
+        <w:ind w:left="800" w:hanging="360"/>
+      </w:pPr>
+      <w:rPr>
+        <w:rFonts w:ascii="맑은 고딕" w:eastAsia="맑은 고딕" w:hAnsi="맑은 고딕" w:cstheme="minorBidi" w:hint="eastAsia"/>
+      </w:rPr>
+    </w:lvl>
+    <w:lvl w:ilvl="1" w:tplc="04090003" w:tentative="1">
+      <w:start w:val="1"/>
+      <w:numFmt w:val="bullet"/>
+      <w:lvlText w:val=""/>
+      <w:lvlJc w:val="left"/>
+      <w:pPr>
+        <w:ind w:left="1320" w:hanging="440"/>
+      </w:pPr>
+      <w:rPr>
+        <w:rFonts w:ascii="Wingdings" w:hAnsi="Wingdings" w:hint="default"/>
+      </w:rPr>
+    </w:lvl>
+    <w:lvl w:ilvl="2" w:tplc="04090005" w:tentative="1">
+      <w:start w:val="1"/>
+      <w:numFmt w:val="bullet"/>
+      <w:lvlText w:val=""/>
+      <w:lvlJc w:val="left"/>
+      <w:pPr>
+        <w:ind w:left="1760" w:hanging="440"/>
+      </w:pPr>
+      <w:rPr>
+        <w:rFonts w:ascii="Wingdings" w:hAnsi="Wingdings" w:hint="default"/>
+      </w:rPr>
+    </w:lvl>
+    <w:lvl w:ilvl="3" w:tplc="04090001" w:tentative="1">
+      <w:start w:val="1"/>
+      <w:numFmt w:val="bullet"/>
+      <w:lvlText w:val=""/>
+      <w:lvlJc w:val="left"/>
+      <w:pPr>
+        <w:ind w:left="2200" w:hanging="440"/>
+      </w:pPr>
+      <w:rPr>
+        <w:rFonts w:ascii="Wingdings" w:hAnsi="Wingdings" w:hint="default"/>
+      </w:rPr>
+    </w:lvl>
+    <w:lvl w:ilvl="4" w:tplc="04090003" w:tentative="1">
+      <w:start w:val="1"/>
+      <w:numFmt w:val="bullet"/>
+      <w:lvlText w:val=""/>
+      <w:lvlJc w:val="left"/>
+      <w:pPr>
+        <w:ind w:left="2640" w:hanging="440"/>
+      </w:pPr>
+      <w:rPr>
+        <w:rFonts w:ascii="Wingdings" w:hAnsi="Wingdings" w:hint="default"/>
+      </w:rPr>
+    </w:lvl>
+    <w:lvl w:ilvl="5" w:tplc="04090005" w:tentative="1">
+      <w:start w:val="1"/>
+      <w:numFmt w:val="bullet"/>
+      <w:lvlText w:val=""/>
+      <w:lvlJc w:val="left"/>
+      <w:pPr>
+        <w:ind w:left="3080" w:hanging="440"/>
+      </w:pPr>
+      <w:rPr>
+        <w:rFonts w:ascii="Wingdings" w:hAnsi="Wingdings" w:hint="default"/>
+      </w:rPr>
+    </w:lvl>
+    <w:lvl w:ilvl="6" w:tplc="04090001" w:tentative="1">
+      <w:start w:val="1"/>
+      <w:numFmt w:val="bullet"/>
+      <w:lvlText w:val=""/>
+      <w:lvlJc w:val="left"/>
+      <w:pPr>
+        <w:ind w:left="3520" w:hanging="440"/>
+      </w:pPr>
+      <w:rPr>
+        <w:rFonts w:ascii="Wingdings" w:hAnsi="Wingdings" w:hint="default"/>
+      </w:rPr>
+    </w:lvl>
+    <w:lvl w:ilvl="7" w:tplc="04090003" w:tentative="1">
+      <w:start w:val="1"/>
+      <w:numFmt w:val="bullet"/>
+      <w:lvlText w:val=""/>
+      <w:lvlJc w:val="left"/>
+      <w:pPr>
+        <w:ind w:left="3960" w:hanging="440"/>
+      </w:pPr>
+      <w:rPr>
+        <w:rFonts w:ascii="Wingdings" w:hAnsi="Wingdings" w:hint="default"/>
+      </w:rPr>
+    </w:lvl>
+    <w:lvl w:ilvl="8" w:tplc="04090005" w:tentative="1">
+      <w:start w:val="1"/>
+      <w:numFmt w:val="bullet"/>
+      <w:lvlText w:val=""/>
+      <w:lvlJc w:val="left"/>
+      <w:pPr>
+        <w:ind w:left="4400" w:hanging="440"/>
+      </w:pPr>
+      <w:rPr>
+        <w:rFonts w:ascii="Wingdings" w:hAnsi="Wingdings" w:hint="default"/>
+      </w:rPr>
+    </w:lvl>
+  </w:abstractNum>
+  <w:num w:numId="1" w16cid:durableId="1525555142">
+    <w:abstractNumId w:val="0"/>
+  </w:num>
+  <w:num w:numId="2" w16cid:durableId="692724877">
+    <w:abstractNumId w:val="1"/>
+  </w:num>
+</w:numbering>
 </file>
 
 <file path=word/styles.xml><?xml version="1.0" encoding="utf-8"?>
@@ -827,7 +1423,6 @@
   <w:style w:type="character" w:default="1" w:styleId="a0">
     <w:name w:val="Default Paragraph Font"/>
     <w:uiPriority w:val="1"/>
-    <w:semiHidden/>
     <w:unhideWhenUsed/>
   </w:style>
   <w:style w:type="table" w:default="1" w:styleId="a1">

--- a/김용현-2022184010(3D게임1-과제01)/3D 프로그래밍 과제.docx
+++ b/김용현-2022184010(3D게임1-과제01)/3D 프로그래밍 과제.docx
@@ -66,6 +66,26 @@
         </w:rPr>
       </w:pPr>
       <w:r>
+        <w:t xml:space="preserve">게임 공간은 벽으로 둘러싸인 박스 형태의 </w:t>
+      </w:r>
+      <w:r>
+        <w:rPr>
+          <w:rFonts w:hint="eastAsia"/>
+        </w:rPr>
+        <w:t>공간에서만 진행되며</w:t>
+      </w:r>
+      <w:r>
+        <w:t xml:space="preserve"> 플레이어와 오브젝트는 이 공간 내부에서만 움직인다고 가정</w:t>
+      </w:r>
+      <w:r>
+        <w:rPr>
+          <w:rFonts w:hint="eastAsia"/>
+        </w:rPr>
+        <w:t>하고 코드를 작성하였습니다.</w:t>
+      </w:r>
+    </w:p>
+    <w:p>
+      <w:r>
         <w:rPr>
           <w:rFonts w:hint="eastAsia"/>
         </w:rPr>
@@ -215,6 +235,7 @@
         <w:rPr>
           <w:rFonts w:hint="eastAsia"/>
         </w:rPr>
+        <w:lastRenderedPageBreak/>
         <w:t xml:space="preserve">1~9 : 객체 폭발 </w:t>
       </w:r>
     </w:p>
@@ -227,82 +248,236 @@
       </w:r>
     </w:p>
     <w:p>
-      <w:pPr>
-        <w:rPr>
-          <w:rFonts w:hint="eastAsia"/>
-        </w:rPr>
-      </w:pPr>
+      <w:r>
+        <w:rPr>
+          <w:rFonts w:hint="eastAsia"/>
+        </w:rPr>
+        <w:t>ESC : 메뉴화면 복귀</w:t>
+      </w:r>
+    </w:p>
+    <w:p/>
+    <w:p>
+      <w:r>
+        <w:rPr>
+          <w:rFonts w:hint="eastAsia"/>
+        </w:rPr>
+        <w:t>STL 적용 사항</w:t>
+      </w:r>
+    </w:p>
+    <w:p>
+      <w:r>
+        <w:rPr>
+          <w:rFonts w:hint="eastAsia"/>
+        </w:rPr>
+        <w:t xml:space="preserve">여러 오브젝트들을 vector를 사용하여 동적으로 관리하도록 수정하였고 </w:t>
+      </w:r>
+      <w:r>
+        <w:rPr>
+          <w:rFonts w:hint="eastAsia"/>
+        </w:rPr>
+        <w:t xml:space="preserve">메쉬 생성부와 총알 객체 등에 </w:t>
+      </w:r>
+      <w:r>
+        <w:rPr>
+          <w:rFonts w:hint="eastAsia"/>
+        </w:rPr>
+        <w:t xml:space="preserve">unique_ptr 기반 </w:t>
+      </w:r>
+      <w:r>
+        <w:rPr>
+          <w:rFonts w:hint="eastAsia"/>
+        </w:rPr>
+        <w:t>스마트 포인터를 적용하여 new, delete</w:t>
+      </w:r>
+      <w:r>
+        <w:rPr>
+          <w:rFonts w:hint="eastAsia"/>
+        </w:rPr>
+        <w:t>와</w:t>
+      </w:r>
+      <w:r>
+        <w:rPr>
+          <w:rFonts w:hint="eastAsia"/>
+        </w:rPr>
+        <w:t xml:space="preserve"> 같은 수동 메모리 해제에 따른 누수 가능성을 줄이고 RAII 기반 자원 관리를 통해 객체 안정성을 향상시</w:t>
+      </w:r>
+      <w:r>
+        <w:rPr>
+          <w:rFonts w:hint="eastAsia"/>
+        </w:rPr>
+        <w:t>키려고 하였습니다</w:t>
+      </w:r>
+      <w:r>
+        <w:rPr>
+          <w:rFonts w:hint="eastAsia"/>
+        </w:rPr>
+        <w:t>.</w:t>
+      </w:r>
+    </w:p>
+    <w:p/>
+    <w:p>
+      <w:r>
+        <w:rPr>
+          <w:rFonts w:hint="eastAsia"/>
+        </w:rPr>
+        <w:t>STATEMACHINE 구현</w:t>
+      </w:r>
+    </w:p>
+    <w:p>
+      <w:r>
+        <w:rPr>
+          <w:rFonts w:hint="eastAsia"/>
+        </w:rPr>
+        <w:t>로딩, 메뉴화면, 설정, 종료, 인게임 상태로 구분하였고 FrameAdvance에서 업데이트를 따로 진행하였습니다.</w:t>
+      </w:r>
+      <w:r>
+        <w:rPr>
+          <w:rFonts w:hint="eastAsia"/>
+        </w:rPr>
+        <w:t xml:space="preserve"> 실제 게임과 유사한 흐름으로 로딩 화면 </w:t>
+      </w:r>
+      <w:r>
+        <w:t>→</w:t>
+      </w:r>
+      <w:r>
+        <w:rPr>
+          <w:rFonts w:hint="eastAsia"/>
+        </w:rPr>
+        <w:t xml:space="preserve"> 시작 메뉴 </w:t>
+      </w:r>
+      <w:r>
+        <w:t>→</w:t>
+      </w:r>
+      <w:r>
+        <w:rPr>
+          <w:rFonts w:hint="eastAsia"/>
+        </w:rPr>
+        <w:t xml:space="preserve"> 설정 메뉴 or 인게임 </w:t>
+      </w:r>
+      <w:r>
+        <w:t>→</w:t>
+      </w:r>
+      <w:r>
+        <w:rPr>
+          <w:rFonts w:hint="eastAsia"/>
+        </w:rPr>
+        <w:t xml:space="preserve"> 종료로 이어지게 설계하였습니다.</w:t>
+      </w:r>
+    </w:p>
+    <w:p/>
+    <w:p>
+      <w:r>
+        <w:rPr>
+          <w:rFonts w:hint="eastAsia"/>
+        </w:rPr>
+        <w:t>이벤트 큐 구현</w:t>
+      </w:r>
+    </w:p>
+    <w:p>
+      <w:r>
+        <w:rPr>
+          <w:rFonts w:hint="eastAsia"/>
+        </w:rPr>
+        <w:t>PPT에 있는 DirectX Command Queue와 유사하게 std::queue 기반 이벤트 큐를 도입하여 작업을 즉시 수행하는 것이 아니라 입력 단계에서는 이벤트 큐에 순서대로 축적한 뒤 FrameAdvance 단계에서 순차적으로 처리할 수 있도록 확장하였습니다.</w:t>
+      </w:r>
+    </w:p>
+    <w:p/>
+    <w:p>
+      <w:r>
+        <w:rPr>
+          <w:rFonts w:hint="eastAsia"/>
+        </w:rPr>
+        <w:t>비트맵 추가</w:t>
+      </w:r>
+    </w:p>
+    <w:p>
+      <w:r>
+        <w:rPr>
+          <w:rFonts w:hint="eastAsia"/>
+        </w:rPr>
+        <w:t xml:space="preserve">인게임 화면으로 바로 시작하는 것이 아니라 </w:t>
+      </w:r>
+      <w:r>
+        <w:rPr>
+          <w:rFonts w:hint="eastAsia"/>
+        </w:rPr>
+        <w:t xml:space="preserve">로딩화면과 메뉴화면에 비트맵을 추가하여 </w:t>
+      </w:r>
+      <w:r>
+        <w:rPr>
+          <w:rFonts w:hint="eastAsia"/>
+        </w:rPr>
+        <w:t>시각적 완성도를 높여 게임다운 화면 구성이 가능하게 하였고 프레임 버퍼를 이용해 비트맵을 안정적으로 출력하도록 구현하였습니다.</w:t>
+      </w:r>
+    </w:p>
+    <w:p/>
+    <w:p>
+      <w:r>
+        <w:rPr>
+          <w:rFonts w:hint="eastAsia"/>
+        </w:rPr>
+        <w:t xml:space="preserve">피킹 </w:t>
+      </w:r>
+    </w:p>
+    <w:p>
+      <w:pPr>
+        <w:rPr>
+          <w:rFonts w:hint="eastAsia"/>
+        </w:rPr>
+      </w:pPr>
+      <w:r>
+        <w:rPr>
+          <w:rFonts w:hint="eastAsia"/>
+        </w:rPr>
+        <w:t>피킹으로 선택된 객체는 테두리 강조 방식으로 시각적으로 구분할 수 있도록 하였고 폭발 중인 객체는 피킹 대상에서 제외하여 파편까지 선택되는 현상이 발생하지 않도록 구</w:t>
+      </w:r>
       <w:r>
         <w:rPr>
           <w:rFonts w:hint="eastAsia"/>
         </w:rPr>
         <w:lastRenderedPageBreak/>
-        <w:t>ESC : 메뉴화면 복귀</w:t>
-      </w:r>
-    </w:p>
-    <w:p>
-      <w:pPr>
-        <w:rPr>
-          <w:rFonts w:hint="eastAsia"/>
-        </w:rPr>
-      </w:pPr>
-    </w:p>
-    <w:p>
-      <w:r>
-        <w:rPr>
-          <w:rFonts w:hint="eastAsia"/>
-        </w:rPr>
-        <w:t>STL 적용 사항</w:t>
-      </w:r>
-    </w:p>
-    <w:p>
-      <w:r>
-        <w:rPr>
-          <w:rFonts w:hint="eastAsia"/>
-        </w:rPr>
-        <w:t xml:space="preserve">여러 오브젝트들을 vector를 사용하여 동적으로 관리하도록 수정하였고 </w:t>
-      </w:r>
-      <w:r>
-        <w:rPr>
-          <w:rFonts w:hint="eastAsia"/>
-        </w:rPr>
-        <w:t xml:space="preserve">메쉬 생성부와 총알 객체 등에 </w:t>
-      </w:r>
-      <w:r>
-        <w:rPr>
-          <w:rFonts w:hint="eastAsia"/>
-        </w:rPr>
-        <w:t xml:space="preserve">unique_ptr 기반 </w:t>
-      </w:r>
-      <w:r>
-        <w:rPr>
-          <w:rFonts w:hint="eastAsia"/>
-        </w:rPr>
-        <w:t>스마트 포인터를 적용하여 new, delete</w:t>
-      </w:r>
-      <w:r>
-        <w:rPr>
-          <w:rFonts w:hint="eastAsia"/>
-        </w:rPr>
-        <w:t>와</w:t>
-      </w:r>
-      <w:r>
-        <w:rPr>
-          <w:rFonts w:hint="eastAsia"/>
-        </w:rPr>
-        <w:t xml:space="preserve"> 같은 수동 메모리 해제에 따른 누수 가능성을 줄이고 RAII 기반 자원 관리를 통해 객체 안정성을 향상시</w:t>
-      </w:r>
-      <w:r>
-        <w:rPr>
-          <w:rFonts w:hint="eastAsia"/>
-        </w:rPr>
-        <w:t>키려고 하였습니다</w:t>
-      </w:r>
-      <w:r>
-        <w:rPr>
-          <w:rFonts w:hint="eastAsia"/>
-        </w:rPr>
-        <w:t>.</w:t>
+        <w:t>현하였습니다.</w:t>
+      </w:r>
+    </w:p>
+    <w:p>
+      <w:pPr>
+        <w:rPr>
+          <w:rFonts w:hint="eastAsia"/>
+        </w:rPr>
+      </w:pPr>
+    </w:p>
+    <w:p>
+      <w:r>
+        <w:rPr>
+          <w:rFonts w:hint="eastAsia"/>
+        </w:rPr>
+        <w:t>메쉬 백페이스 컬링</w:t>
+      </w:r>
+    </w:p>
+    <w:p>
+      <w:r>
+        <w:rPr>
+          <w:rFonts w:hint="eastAsia"/>
+        </w:rPr>
+        <w:t xml:space="preserve">메쉬의 컬링 부분을 스크린 좌표계의 외적 판정이 아닌 카메라 좌표계 기준 법선벡터와 카메라 방향을 내적하여 컬링하도록 </w:t>
+      </w:r>
+      <w:r>
+        <w:rPr>
+          <w:rFonts w:hint="eastAsia"/>
+        </w:rPr>
+        <w:t>구현</w:t>
+      </w:r>
+      <w:r>
+        <w:rPr>
+          <w:rFonts w:hint="eastAsia"/>
+        </w:rPr>
+        <w:t>하여 시점에 따른 부자연스러운 부분</w:t>
+      </w:r>
+      <w:r>
+        <w:rPr>
+          <w:rFonts w:hint="eastAsia"/>
+        </w:rPr>
+        <w:t>을 수정하였습니다.</w:t>
       </w:r>
     </w:p>
     <w:p/>
@@ -311,48 +486,15 @@
         <w:rPr>
           <w:rFonts w:hint="eastAsia"/>
         </w:rPr>
-        <w:t>STATEMACHINE 구현</w:t>
-      </w:r>
-    </w:p>
-    <w:p>
-      <w:r>
-        <w:rPr>
-          <w:rFonts w:hint="eastAsia"/>
-        </w:rPr>
-        <w:t>로딩, 메뉴화면, 설정, 종료, 인게임 상태로 구분하였고 FrameAdvance에서 업데이트를 따로 진행하였습니다.</w:t>
-      </w:r>
-      <w:r>
-        <w:rPr>
-          <w:rFonts w:hint="eastAsia"/>
-        </w:rPr>
-        <w:t xml:space="preserve"> 실제 게임과 유사한 흐름으로 로딩 화면 </w:t>
-      </w:r>
-      <w:r>
-        <w:t>→</w:t>
-      </w:r>
-      <w:r>
-        <w:rPr>
-          <w:rFonts w:hint="eastAsia"/>
-        </w:rPr>
-        <w:t xml:space="preserve"> 시작 메뉴 </w:t>
-      </w:r>
-      <w:r>
-        <w:t>→</w:t>
-      </w:r>
-      <w:r>
-        <w:rPr>
-          <w:rFonts w:hint="eastAsia"/>
-        </w:rPr>
-        <w:t xml:space="preserve"> 설정 메뉴 or 인게임 </w:t>
-      </w:r>
-      <w:r>
-        <w:t>→</w:t>
-      </w:r>
-      <w:r>
-        <w:rPr>
-          <w:rFonts w:hint="eastAsia"/>
-        </w:rPr>
-        <w:t xml:space="preserve"> 종료로 이어지게 설계하였습니다.</w:t>
+        <w:t>메쉬 추가</w:t>
+      </w:r>
+    </w:p>
+    <w:p>
+      <w:r>
+        <w:rPr>
+          <w:rFonts w:hint="eastAsia"/>
+        </w:rPr>
+        <w:t>큐브뿐 아니라 직육면체, 피라미드 같은 메시를 추가하였습니다.</w:t>
       </w:r>
     </w:p>
     <w:p/>
@@ -361,20 +503,38 @@
         <w:rPr>
           <w:rFonts w:hint="eastAsia"/>
         </w:rPr>
-        <w:t>이벤트 큐 구현</w:t>
-      </w:r>
-    </w:p>
-    <w:p>
-      <w:pPr>
-        <w:rPr>
-          <w:rFonts w:hint="eastAsia"/>
-        </w:rPr>
-      </w:pPr>
-      <w:r>
-        <w:rPr>
-          <w:rFonts w:hint="eastAsia"/>
-        </w:rPr>
-        <w:t>PPT에 있는 DirectX Command Queue와 유사하게 std::queue 기반 이벤트 큐를 도입하여 작업을 즉시 수행하는 것이 아니라 입력 단계에서는 이벤트 큐에 순서대로 축적한 뒤 FrameAdvance 단계에서 순차적으로 처리할 수 있도록 확장하였습니다.</w:t>
+        <w:t>메쉬 조명 추가</w:t>
+      </w:r>
+    </w:p>
+    <w:p>
+      <w:r>
+        <w:rPr>
+          <w:rFonts w:hint="eastAsia"/>
+        </w:rPr>
+        <w:t>법선벡터와 광원의 방향 벡터르 내적하여 면의 밝기를 계산하고 색상을 조정하여 면마다 다른 밝기를 적용하여 도형에 깊이감을 추가하였습니다.</w:t>
+      </w:r>
+    </w:p>
+    <w:p>
+      <w:pPr>
+        <w:rPr>
+          <w:rFonts w:hint="eastAsia"/>
+        </w:rPr>
+      </w:pPr>
+    </w:p>
+    <w:p>
+      <w:r>
+        <w:rPr>
+          <w:rFonts w:hint="eastAsia"/>
+        </w:rPr>
+        <w:t>카메라 시점 변환</w:t>
+      </w:r>
+    </w:p>
+    <w:p>
+      <w:r>
+        <w:rPr>
+          <w:rFonts w:hint="eastAsia"/>
+        </w:rPr>
+        <w:t>플레이어의 전방벡터를 기준으로 일정 거리만큼 떨어진 지점을 시선 목표점으로 사용하고 1인칭 도중엔 비행기 렌더를 하지 않도록 1인칭 시점을 설계하여 V키 입력으로 1인칭/3인칭 전환이 가능하도록 구현하였습니다.</w:t>
       </w:r>
     </w:p>
     <w:p/>
@@ -383,124 +543,10 @@
         <w:rPr>
           <w:rFonts w:hint="eastAsia"/>
         </w:rPr>
-        <w:t>비트맵 추가</w:t>
-      </w:r>
-    </w:p>
-    <w:p>
-      <w:r>
-        <w:rPr>
-          <w:rFonts w:hint="eastAsia"/>
-        </w:rPr>
-        <w:t xml:space="preserve">인게임 화면으로 바로 시작하는 것이 아니라 </w:t>
-      </w:r>
-      <w:r>
-        <w:rPr>
-          <w:rFonts w:hint="eastAsia"/>
-        </w:rPr>
-        <w:t xml:space="preserve">로딩화면과 메뉴화면에 비트맵을 추가하여 </w:t>
-      </w:r>
-      <w:r>
-        <w:rPr>
-          <w:rFonts w:hint="eastAsia"/>
-        </w:rPr>
-        <w:t>시각적 완성도를 높여 게임다운 화면 구성이 가능하게 하였고 프레임 버퍼를 이용해 비트맵을 안정적으로 출력하도록 구현하였습니다.</w:t>
-      </w:r>
-    </w:p>
-    <w:p/>
-    <w:p>
-      <w:pPr>
-        <w:rPr>
-          <w:rFonts w:hint="eastAsia"/>
-        </w:rPr>
-      </w:pPr>
-      <w:r>
-        <w:rPr>
-          <w:rFonts w:hint="eastAsia"/>
-        </w:rPr>
-        <w:t>메쉬 백페이스 컬링</w:t>
-      </w:r>
-    </w:p>
-    <w:p>
-      <w:r>
-        <w:rPr>
-          <w:rFonts w:hint="eastAsia"/>
-        </w:rPr>
-        <w:t xml:space="preserve">메쉬의 컬링 부분을 스크린 좌표계의 외적 판정이 아닌 카메라 좌표계 기준 법선벡터와 카메라 방향을 내적하여 컬링하도록 </w:t>
-      </w:r>
-      <w:r>
-        <w:rPr>
-          <w:rFonts w:hint="eastAsia"/>
-        </w:rPr>
-        <w:t>구현</w:t>
-      </w:r>
-      <w:r>
-        <w:rPr>
-          <w:rFonts w:hint="eastAsia"/>
-        </w:rPr>
-        <w:t>하여 시점에 따른 부자연스러운 부분</w:t>
-      </w:r>
-      <w:r>
-        <w:rPr>
-          <w:rFonts w:hint="eastAsia"/>
-        </w:rPr>
-        <w:t>을 수정하였습니다.</w:t>
-      </w:r>
-    </w:p>
-    <w:p/>
-    <w:p>
-      <w:r>
-        <w:rPr>
-          <w:rFonts w:hint="eastAsia"/>
-        </w:rPr>
-        <w:lastRenderedPageBreak/>
-        <w:t>메쉬 추가</w:t>
-      </w:r>
-    </w:p>
-    <w:p>
-      <w:r>
-        <w:rPr>
-          <w:rFonts w:hint="eastAsia"/>
-        </w:rPr>
-        <w:t>큐브뿐 아니라 직육면체, 피라미드 같은 메시를 추가하였습니다.</w:t>
-      </w:r>
-    </w:p>
-    <w:p/>
-    <w:p>
-      <w:r>
-        <w:rPr>
-          <w:rFonts w:hint="eastAsia"/>
-        </w:rPr>
-        <w:t>카메라 시점 변환</w:t>
-      </w:r>
-    </w:p>
-    <w:p>
-      <w:pPr>
-        <w:rPr>
-          <w:rFonts w:hint="eastAsia"/>
-        </w:rPr>
-      </w:pPr>
-      <w:r>
-        <w:rPr>
-          <w:rFonts w:hint="eastAsia"/>
-        </w:rPr>
-        <w:t>플레이어의 전방벡터를 기준으로 일정 거리만큼 떨어진 지점을 시선 목표점으로 사용하고 1인칭 도중엔 비행기 렌더를 하지 않도록 1인칭 시점을 설계하여 V키 입력으로 1인칭/3인칭 전환이 가능하도록 구현하였습니다.</w:t>
-      </w:r>
-    </w:p>
-    <w:p/>
-    <w:p>
-      <w:r>
-        <w:rPr>
-          <w:rFonts w:hint="eastAsia"/>
-        </w:rPr>
         <w:t>사운드 추가</w:t>
       </w:r>
     </w:p>
     <w:p>
-      <w:pPr>
-        <w:rPr>
-          <w:rFonts w:hint="eastAsia"/>
-        </w:rPr>
-      </w:pPr>
       <w:r>
         <w:rPr>
           <w:rFonts w:hint="eastAsia"/>
@@ -514,13 +560,7 @@
     <w:p/>
     <w:p/>
     <w:p/>
-    <w:p>
-      <w:pPr>
-        <w:rPr>
-          <w:rFonts w:hint="eastAsia"/>
-        </w:rPr>
-      </w:pPr>
-    </w:p>
+    <w:p/>
     <w:sectPr>
       <w:pgSz w:w="11906" w:h="16838"/>
       <w:pgMar w:top="1701" w:right="1440" w:bottom="1440" w:left="1440" w:header="851" w:footer="992" w:gutter="0"/>

--- a/김용현-2022184010(3D게임1-과제01)/3D 프로그래밍 과제.docx
+++ b/김용현-2022184010(3D게임1-과제01)/3D 프로그래밍 과제.docx
@@ -60,11 +60,6 @@
       </w:r>
     </w:p>
     <w:p>
-      <w:pPr>
-        <w:rPr>
-          <w:rFonts w:hint="eastAsia"/>
-        </w:rPr>
-      </w:pPr>
       <w:r>
         <w:t xml:space="preserve">게임 공간은 벽으로 둘러싸인 박스 형태의 </w:t>
       </w:r>
@@ -93,7 +88,92 @@
       </w:r>
     </w:p>
     <w:p/>
-    <w:p/>
+    <w:p>
+      <w:r>
+        <w:drawing>
+          <wp:inline distT="0" distB="0" distL="0" distR="0" wp14:anchorId="29DE17F4" wp14:editId="5AE3F46B">
+            <wp:extent cx="5731510" cy="4565650"/>
+            <wp:effectExtent l="0" t="0" r="2540" b="6350"/>
+            <wp:docPr id="31749508" name="그림 1"/>
+            <wp:cNvGraphicFramePr>
+              <a:graphicFrameLocks xmlns:a="http://schemas.openxmlformats.org/drawingml/2006/main" noChangeAspect="1"/>
+            </wp:cNvGraphicFramePr>
+            <a:graphic xmlns:a="http://schemas.openxmlformats.org/drawingml/2006/main">
+              <a:graphicData uri="http://schemas.openxmlformats.org/drawingml/2006/picture">
+                <pic:pic xmlns:pic="http://schemas.openxmlformats.org/drawingml/2006/picture">
+                  <pic:nvPicPr>
+                    <pic:cNvPr id="31749508" name=""/>
+                    <pic:cNvPicPr/>
+                  </pic:nvPicPr>
+                  <pic:blipFill>
+                    <a:blip r:embed="rId7"/>
+                    <a:stretch>
+                      <a:fillRect/>
+                    </a:stretch>
+                  </pic:blipFill>
+                  <pic:spPr>
+                    <a:xfrm>
+                      <a:off x="0" y="0"/>
+                      <a:ext cx="5731510" cy="4565650"/>
+                    </a:xfrm>
+                    <a:prstGeom prst="rect">
+                      <a:avLst/>
+                    </a:prstGeom>
+                  </pic:spPr>
+                </pic:pic>
+              </a:graphicData>
+            </a:graphic>
+          </wp:inline>
+        </w:drawing>
+      </w:r>
+    </w:p>
+    <w:p>
+      <w:r>
+        <w:lastRenderedPageBreak/>
+        <w:drawing>
+          <wp:inline distT="0" distB="0" distL="0" distR="0" wp14:anchorId="7C075877" wp14:editId="466EFB01">
+            <wp:extent cx="5731510" cy="4552950"/>
+            <wp:effectExtent l="0" t="0" r="2540" b="0"/>
+            <wp:docPr id="1797878665" name="그림 1"/>
+            <wp:cNvGraphicFramePr>
+              <a:graphicFrameLocks xmlns:a="http://schemas.openxmlformats.org/drawingml/2006/main" noChangeAspect="1"/>
+            </wp:cNvGraphicFramePr>
+            <a:graphic xmlns:a="http://schemas.openxmlformats.org/drawingml/2006/main">
+              <a:graphicData uri="http://schemas.openxmlformats.org/drawingml/2006/picture">
+                <pic:pic xmlns:pic="http://schemas.openxmlformats.org/drawingml/2006/picture">
+                  <pic:nvPicPr>
+                    <pic:cNvPr id="1797878665" name=""/>
+                    <pic:cNvPicPr/>
+                  </pic:nvPicPr>
+                  <pic:blipFill>
+                    <a:blip r:embed="rId8"/>
+                    <a:stretch>
+                      <a:fillRect/>
+                    </a:stretch>
+                  </pic:blipFill>
+                  <pic:spPr>
+                    <a:xfrm>
+                      <a:off x="0" y="0"/>
+                      <a:ext cx="5731510" cy="4552950"/>
+                    </a:xfrm>
+                    <a:prstGeom prst="rect">
+                      <a:avLst/>
+                    </a:prstGeom>
+                  </pic:spPr>
+                </pic:pic>
+              </a:graphicData>
+            </a:graphic>
+          </wp:inline>
+        </w:drawing>
+      </w:r>
+    </w:p>
+    <w:p>
+      <w:pPr>
+        <w:rPr>
+          <w:rFonts w:hint="eastAsia"/>
+        </w:rPr>
+      </w:pPr>
+    </w:p>
     <w:p>
       <w:r>
         <w:rPr>
@@ -203,6 +283,7 @@
         <w:rPr>
           <w:rFonts w:hint="eastAsia"/>
         </w:rPr>
+        <w:lastRenderedPageBreak/>
         <w:t>마우스 드래그 : 시점 회전</w:t>
       </w:r>
     </w:p>
@@ -235,7 +316,6 @@
         <w:rPr>
           <w:rFonts w:hint="eastAsia"/>
         </w:rPr>
-        <w:lastRenderedPageBreak/>
         <w:t xml:space="preserve">1~9 : 객체 폭발 </w:t>
       </w:r>
     </w:p>
@@ -420,32 +500,14 @@
       </w:r>
     </w:p>
     <w:p>
-      <w:pPr>
-        <w:rPr>
-          <w:rFonts w:hint="eastAsia"/>
-        </w:rPr>
-      </w:pPr>
-      <w:r>
-        <w:rPr>
-          <w:rFonts w:hint="eastAsia"/>
-        </w:rPr>
-        <w:t>피킹으로 선택된 객체는 테두리 강조 방식으로 시각적으로 구분할 수 있도록 하였고 폭발 중인 객체는 피킹 대상에서 제외하여 파편까지 선택되는 현상이 발생하지 않도록 구</w:t>
-      </w:r>
-      <w:r>
-        <w:rPr>
-          <w:rFonts w:hint="eastAsia"/>
-        </w:rPr>
-        <w:lastRenderedPageBreak/>
-        <w:t>현하였습니다.</w:t>
-      </w:r>
-    </w:p>
-    <w:p>
-      <w:pPr>
-        <w:rPr>
-          <w:rFonts w:hint="eastAsia"/>
-        </w:rPr>
-      </w:pPr>
-    </w:p>
+      <w:r>
+        <w:rPr>
+          <w:rFonts w:hint="eastAsia"/>
+        </w:rPr>
+        <w:t>피킹으로 선택된 객체는 테두리 강조 방식으로 시각적으로 구분할 수 있도록 하였고 폭발 중인 객체는 피킹 대상에서 제외하여 파편까지 선택되는 현상이 발생하지 않도록 구현하였습니다.</w:t>
+      </w:r>
+    </w:p>
+    <w:p/>
     <w:p>
       <w:r>
         <w:rPr>
@@ -494,7 +556,19 @@
         <w:rPr>
           <w:rFonts w:hint="eastAsia"/>
         </w:rPr>
-        <w:t>큐브뿐 아니라 직육면체, 피라미드 같은 메시를 추가하였습니다.</w:t>
+        <w:t>큐브뿐 아니라 직육면체, 피라미드 같은 메</w:t>
+      </w:r>
+      <w:r>
+        <w:rPr>
+          <w:rFonts w:hint="eastAsia"/>
+        </w:rPr>
+        <w:t>쉬</w:t>
+      </w:r>
+      <w:r>
+        <w:rPr>
+          <w:rFonts w:hint="eastAsia"/>
+        </w:rPr>
+        <w:t>를 추가하였습니다.</w:t>
       </w:r>
     </w:p>
     <w:p/>
@@ -503,29 +577,6 @@
         <w:rPr>
           <w:rFonts w:hint="eastAsia"/>
         </w:rPr>
-        <w:t>메쉬 조명 추가</w:t>
-      </w:r>
-    </w:p>
-    <w:p>
-      <w:r>
-        <w:rPr>
-          <w:rFonts w:hint="eastAsia"/>
-        </w:rPr>
-        <w:t>법선벡터와 광원의 방향 벡터르 내적하여 면의 밝기를 계산하고 색상을 조정하여 면마다 다른 밝기를 적용하여 도형에 깊이감을 추가하였습니다.</w:t>
-      </w:r>
-    </w:p>
-    <w:p>
-      <w:pPr>
-        <w:rPr>
-          <w:rFonts w:hint="eastAsia"/>
-        </w:rPr>
-      </w:pPr>
-    </w:p>
-    <w:p>
-      <w:r>
-        <w:rPr>
-          <w:rFonts w:hint="eastAsia"/>
-        </w:rPr>
         <w:t>카메라 시점 변환</w:t>
       </w:r>
     </w:p>
@@ -551,16 +602,29 @@
         <w:rPr>
           <w:rFonts w:hint="eastAsia"/>
         </w:rPr>
-        <w:t>윈도우의 멀티미디어 라이브러리를 활용하여 사운드 기능을 추가하였습니다. 로딩 화면, 시작메뉴, 인게임 상태에 따라 서로 다른 사운드가 재생되도록 구현하여 게임의 완성도를 높이려고 하였고 상태 전환 시에는 bool값을 사용하여 기존 배경음은 정지하고 다음 배경음이 재생하도록 구성하여 중복 재생을 방지하였습니다. 또한 사용자의 기호에 따라 설정 메뉴에서 사운드 ON/OFF 전환이 가능하도록 하였습니다.</w:t>
+        <w:t>윈도우의 멀티미디어 라이브러리를 활용하여 사운드 기능을 추가하였습니다.</w:t>
+      </w:r>
+      <w:r>
+        <w:rPr>
+          <w:rFonts w:hint="eastAsia"/>
+        </w:rPr>
+        <w:t xml:space="preserve"> 총알, 폭발 효과음과</w:t>
+      </w:r>
+      <w:r>
+        <w:rPr>
+          <w:rFonts w:hint="eastAsia"/>
+        </w:rPr>
+        <w:t xml:space="preserve"> 로딩 화면, 시작메뉴, 인게임 상태에 따라 서로 다른 사운드가 재생되도록 구현하여 게임의 완성도를 높이려고 하였고 상태 전환 시에는 bool값을 사용하여 기존 배경음은 정지하고 다음 배경음이 재생하도록 구성하여 중복 재생을 방지하였습니다. 또한 사용자의 기호에 따라 설정 메뉴에서 사운드 ON/OFF 전환이 가능하도록 하였습니다.</w:t>
       </w:r>
     </w:p>
     <w:p/>
-    <w:p/>
-    <w:p/>
-    <w:p/>
-    <w:p/>
-    <w:p/>
-    <w:p/>
+    <w:p>
+      <w:pPr>
+        <w:rPr>
+          <w:rFonts w:hint="eastAsia"/>
+        </w:rPr>
+      </w:pPr>
+    </w:p>
     <w:sectPr>
       <w:pgSz w:w="11906" w:h="16838"/>
       <w:pgMar w:top="1701" w:right="1440" w:bottom="1440" w:left="1440" w:header="851" w:footer="992" w:gutter="0"/>
@@ -1463,6 +1527,7 @@
   <w:style w:type="character" w:default="1" w:styleId="a0">
     <w:name w:val="Default Paragraph Font"/>
     <w:uiPriority w:val="1"/>
+    <w:semiHidden/>
     <w:unhideWhenUsed/>
   </w:style>
   <w:style w:type="table" w:default="1" w:styleId="a1">
